--- a/Tuan02/baitap.docx
+++ b/Tuan02/baitap.docx
@@ -20,8 +20,6 @@
         <w:t>Danh sách các bài tập và phương pháp giải</w:t>
       </w:r>
     </w:p>
-    <w:p/>
-    <w:p/>
     <w:p/>
     <w:p>
       <w:pPr>
@@ -236,7 +234,6 @@
         </w:rPr>
       </w:pPr>
       <w:r>
-        <w:lastRenderedPageBreak/>
         <w:t>(d) Tính phương sai và độ lệch chuẩn</w:t>
       </w:r>
     </w:p>
@@ -266,6 +263,7 @@
           <w:rFonts w:ascii="Courier New" w:hAnsi="Courier New"/>
           <w:sz w:val="20"/>
         </w:rPr>
+        <w:lastRenderedPageBreak/>
         <w:t xml:space="preserve">  v_avg = np.mean(a)</w:t>
       </w:r>
       <w:r>
@@ -568,7 +566,6 @@
         <w:pStyle w:val="ListBullet"/>
       </w:pPr>
       <w:r>
-        <w:lastRenderedPageBreak/>
         <w:t>Broadcasting: tăng chiều mảng để tạo ma trận hiệu</w:t>
       </w:r>
     </w:p>
@@ -597,6 +594,7 @@
         </w:rPr>
       </w:pPr>
       <w:r>
+        <w:lastRenderedPageBreak/>
         <w:t>4. Sinh ngẫu nhiên dãy số</w:t>
       </w:r>
     </w:p>
@@ -880,6 +878,7 @@
         </w:rPr>
       </w:pPr>
       <w:r>
+        <w:lastRenderedPageBreak/>
         <w:t>BÀI 2: TÍNH TOÁN TRÊN MA TRẬN (Matrix Operations)</w:t>
       </w:r>
     </w:p>
@@ -1248,6 +1247,7 @@
           <w:rFonts w:ascii="Courier New" w:hAnsi="Courier New"/>
           <w:sz w:val="20"/>
         </w:rPr>
+        <w:lastRenderedPageBreak/>
         <w:t xml:space="preserve">  tong_dong = np.sum(a, axis=1)    # Tổng theo dòng (kết quả: 6 giá trị)</w:t>
       </w:r>
       <w:r>
@@ -1605,7 +1605,6 @@
         <w:rPr>
           <w:lang w:val="vi-VN"/>
         </w:rPr>
-        <w:lastRenderedPageBreak/>
         <w:t xml:space="preserve">“ </w:t>
       </w:r>
       <w:r>
@@ -1638,6 +1637,7 @@
         </w:rPr>
       </w:pPr>
       <w:r>
+        <w:lastRenderedPageBreak/>
         <w:t>BÀI 3: TÍNH GẦN ĐÚNG SỐ π BẰNG PHƯƠNG PHÁP MONTE CARLO</w:t>
       </w:r>
     </w:p>
@@ -1889,19 +1889,7 @@
         <w:rPr>
           <w:lang w:val="vi-VN"/>
         </w:rPr>
-        <w:t xml:space="preserve"> </w:t>
-      </w:r>
-      <w:r>
-        <w:rPr>
-          <w:lang w:val="vi-VN"/>
-        </w:rPr>
-        <w:t>xấp</w:t>
-      </w:r>
-      <w:r>
-        <w:rPr>
-          <w:lang w:val="vi-VN"/>
-        </w:rPr>
-        <w:t xml:space="preserve"> xỉ (4*Nc)/N</w:t>
+        <w:t xml:space="preserve"> xấp xỉ (4*Nc)/N</w:t>
       </w:r>
     </w:p>
     <w:p/>
@@ -2764,6 +2752,7 @@
   <w:style w:type="character" w:default="1" w:styleId="DefaultParagraphFont">
     <w:name w:val="Default Paragraph Font"/>
     <w:uiPriority w:val="1"/>
+    <w:semiHidden/>
     <w:unhideWhenUsed/>
   </w:style>
   <w:style w:type="table" w:default="1" w:styleId="TableNormal">
